--- a/medbroker-v1/docs/security/MedBroker_Security_Code_Review_Findings.docx
+++ b/medbroker-v1/docs/security/MedBroker_Security_Code_Review_Findings.docx
@@ -165,7 +165,7 @@
                 <w:sz w:val="18"/>
                 <w:szCs w:val="18"/>
               </w:rPr>
-              <w:t xml:space="preserve">2.0</w:t>
+              <w:t xml:space="preserve">2.1</w:t>
             </w:r>
           </w:p>
         </w:tc>
@@ -1796,6 +1796,159 @@
               <w:rPr>
                 <w:b/>
                 <w:bCs/>
+                <w:color w:val="2E7D32"/>
+                <w:sz w:val="18"/>
+                <w:szCs w:val="18"/>
+              </w:rPr>
+              <w:t xml:space="preserve">Pass</w:t>
+            </w:r>
+          </w:p>
+        </w:tc>
+        <w:tc>
+          <w:tcPr>
+            <w:tcW w:type="dxa" w:w="5500"/>
+          </w:tcPr>
+          <w:p>
+            <w:r>
+              <w:rPr>
+                <w:b w:val="false"/>
+                <w:bCs w:val="false"/>
+                <w:sz w:val="18"/>
+                <w:szCs w:val="18"/>
+              </w:rPr>
+              <w:t xml:space="preserve">F1 — CLOSED 20 Aug. Extended to medicalAid/medicalAidProvider/existingCover/currentInsurer/policies (migration 036).</w:t>
+            </w:r>
+          </w:p>
+        </w:tc>
+      </w:tr>
+      <w:tr>
+        <w:tc>
+          <w:tcPr>
+            <w:tcW w:type="dxa" w:w="3200"/>
+          </w:tcPr>
+          <w:p>
+            <w:r>
+              <w:rPr>
+                <w:b w:val="false"/>
+                <w:bCs w:val="false"/>
+                <w:sz w:val="18"/>
+                <w:szCs w:val="18"/>
+              </w:rPr>
+              <w:t xml:space="preserve">DB transport (TLS cert verification)</w:t>
+            </w:r>
+          </w:p>
+        </w:tc>
+        <w:tc>
+          <w:tcPr>
+            <w:tcW w:type="dxa" w:w="1600"/>
+          </w:tcPr>
+          <w:p>
+            <w:r>
+              <w:rPr>
+                <w:b/>
+                <w:bCs/>
+                <w:color w:val="2E7D32"/>
+                <w:sz w:val="18"/>
+                <w:szCs w:val="18"/>
+              </w:rPr>
+              <w:t xml:space="preserve">Pass</w:t>
+            </w:r>
+          </w:p>
+        </w:tc>
+        <w:tc>
+          <w:tcPr>
+            <w:tcW w:type="dxa" w:w="5500"/>
+          </w:tcPr>
+          <w:p>
+            <w:r>
+              <w:rPr>
+                <w:b w:val="false"/>
+                <w:bCs w:val="false"/>
+                <w:sz w:val="18"/>
+                <w:szCs w:val="18"/>
+              </w:rPr>
+              <w:t xml:space="preserve">Resolved as a side effect of the neon() HTTP driver migration (12 Aug 2026) — standard HTTPS via fetch(), certificate validated by default, no override present.</w:t>
+            </w:r>
+          </w:p>
+        </w:tc>
+      </w:tr>
+      <w:tr>
+        <w:tc>
+          <w:tcPr>
+            <w:tcW w:type="dxa" w:w="3200"/>
+          </w:tcPr>
+          <w:p>
+            <w:r>
+              <w:rPr>
+                <w:b w:val="false"/>
+                <w:bCs w:val="false"/>
+                <w:sz w:val="18"/>
+                <w:szCs w:val="18"/>
+              </w:rPr>
+              <w:t xml:space="preserve">Browser security headers (CSP/HSTS/etc.)</w:t>
+            </w:r>
+          </w:p>
+        </w:tc>
+        <w:tc>
+          <w:tcPr>
+            <w:tcW w:type="dxa" w:w="1600"/>
+          </w:tcPr>
+          <w:p>
+            <w:r>
+              <w:rPr>
+                <w:b/>
+                <w:bCs/>
+                <w:color w:val="2E7D32"/>
+                <w:sz w:val="18"/>
+                <w:szCs w:val="18"/>
+              </w:rPr>
+              <w:t xml:space="preserve">Pass</w:t>
+            </w:r>
+          </w:p>
+        </w:tc>
+        <w:tc>
+          <w:tcPr>
+            <w:tcW w:type="dxa" w:w="5500"/>
+          </w:tcPr>
+          <w:p>
+            <w:r>
+              <w:rPr>
+                <w:b w:val="false"/>
+                <w:bCs w:val="false"/>
+                <w:sz w:val="18"/>
+                <w:szCs w:val="18"/>
+              </w:rPr>
+              <w:t xml:space="preserve">F3 — CLOSED 20 Aug. CSP/HSTS/X-Content-Type-Options/X-Frame-Options/Referrer-Policy/Permissions-Policy all configured.</w:t>
+            </w:r>
+          </w:p>
+        </w:tc>
+      </w:tr>
+      <w:tr>
+        <w:tc>
+          <w:tcPr>
+            <w:tcW w:type="dxa" w:w="3200"/>
+          </w:tcPr>
+          <w:p>
+            <w:r>
+              <w:rPr>
+                <w:b w:val="false"/>
+                <w:bCs w:val="false"/>
+                <w:sz w:val="18"/>
+                <w:szCs w:val="18"/>
+              </w:rPr>
+              <w:t xml:space="preserve">Rate limiting (authenticated + public endpoints)</w:t>
+            </w:r>
+          </w:p>
+        </w:tc>
+        <w:tc>
+          <w:tcPr>
+            <w:tcW w:type="dxa" w:w="1600"/>
+          </w:tcPr>
+          <w:p>
+            <w:r>
+              <w:rPr>
+                <w:b/>
+                <w:bCs/>
                 <w:color w:val="6B7280"/>
                 <w:sz w:val="18"/>
                 <w:szCs w:val="18"/>
@@ -1816,7 +1969,7 @@
                 <w:sz w:val="18"/>
                 <w:szCs w:val="18"/>
               </w:rPr>
-              <w:t xml:space="preserve">F1 — scoped to idNumber only. See 6.3.</w:t>
+              <w:t xml:space="preserve">F5 — deferred to Vercel Pro WAF Custom Rules by design; not yet configured against a real Vercel account.</w:t>
             </w:r>
           </w:p>
         </w:tc>
@@ -1834,7 +1987,7 @@
                 <w:sz w:val="18"/>
                 <w:szCs w:val="18"/>
               </w:rPr>
-              <w:t xml:space="preserve">DB transport (TLS cert verification)</w:t>
+              <w:t xml:space="preserve">Audit trail of state changes / special-PI access</w:t>
             </w:r>
           </w:p>
         </w:tc>
@@ -1867,7 +2020,7 @@
                 <w:sz w:val="18"/>
                 <w:szCs w:val="18"/>
               </w:rPr>
-              <w:t xml:space="preserve">Resolved as a side effect of the neon() HTTP driver migration (12 Aug 2026) — standard HTTPS via fetch(), certificate validated by default, no override present.</w:t>
+              <w:t xml:space="preserve">writeAuditLog() called from every state-changing route across Leads, Appointments, Users, Tasks, SAR — an enforced convention (“the A4 gate”).</w:t>
             </w:r>
           </w:p>
         </w:tc>
@@ -1885,7 +2038,7 @@
                 <w:sz w:val="18"/>
                 <w:szCs w:val="18"/>
               </w:rPr>
-              <w:t xml:space="preserve">Browser security headers (CSP/HSTS/etc.)</w:t>
+              <w:t xml:space="preserve">Special PI never written to application logs</w:t>
             </w:r>
           </w:p>
         </w:tc>
@@ -1918,7 +2071,7 @@
                 <w:sz w:val="18"/>
                 <w:szCs w:val="18"/>
               </w:rPr>
-              <w:t xml:space="preserve">F3 — vercel.json sets only Cache-Control on /assets.</w:t>
+              <w:t xml:space="preserve">Not specifically audited against Vercel’s own function logs — carried forward unchanged from Project_Context_Vercel.md.</w:t>
             </w:r>
           </w:p>
         </w:tc>
@@ -1936,7 +2089,7 @@
                 <w:sz w:val="18"/>
                 <w:szCs w:val="18"/>
               </w:rPr>
-              <w:t xml:space="preserve">Rate limiting (authenticated + public endpoints)</w:t>
+              <w:t xml:space="preserve">Right to erasure (POPIA s14(5)/s24(1)(b))</w:t>
             </w:r>
           </w:p>
         </w:tc>
@@ -1949,11 +2102,11 @@
               <w:rPr>
                 <w:b/>
                 <w:bCs/>
-                <w:color w:val="6B7280"/>
-                <w:sz w:val="18"/>
-                <w:szCs w:val="18"/>
-              </w:rPr>
-              <w:t xml:space="preserve">Open</w:t>
+                <w:color w:val="2E7D32"/>
+                <w:sz w:val="18"/>
+                <w:szCs w:val="18"/>
+              </w:rPr>
+              <w:t xml:space="preserve">Pass</w:t>
             </w:r>
           </w:p>
         </w:tc>
@@ -1969,160 +2122,7 @@
                 <w:sz w:val="18"/>
                 <w:szCs w:val="18"/>
               </w:rPr>
-              <w:t xml:space="preserve">F5 — deferred to Vercel Pro WAF Custom Rules by design; not yet configured against a real Vercel account.</w:t>
-            </w:r>
-          </w:p>
-        </w:tc>
-      </w:tr>
-      <w:tr>
-        <w:tc>
-          <w:tcPr>
-            <w:tcW w:type="dxa" w:w="3200"/>
-          </w:tcPr>
-          <w:p>
-            <w:r>
-              <w:rPr>
-                <w:b w:val="false"/>
-                <w:bCs w:val="false"/>
-                <w:sz w:val="18"/>
-                <w:szCs w:val="18"/>
-              </w:rPr>
-              <w:t xml:space="preserve">Audit trail of state changes / special-PI access</w:t>
-            </w:r>
-          </w:p>
-        </w:tc>
-        <w:tc>
-          <w:tcPr>
-            <w:tcW w:type="dxa" w:w="1600"/>
-          </w:tcPr>
-          <w:p>
-            <w:r>
-              <w:rPr>
-                <w:b/>
-                <w:bCs/>
-                <w:color w:val="2E7D32"/>
-                <w:sz w:val="18"/>
-                <w:szCs w:val="18"/>
-              </w:rPr>
-              <w:t xml:space="preserve">Pass</w:t>
-            </w:r>
-          </w:p>
-        </w:tc>
-        <w:tc>
-          <w:tcPr>
-            <w:tcW w:type="dxa" w:w="5500"/>
-          </w:tcPr>
-          <w:p>
-            <w:r>
-              <w:rPr>
-                <w:b w:val="false"/>
-                <w:bCs w:val="false"/>
-                <w:sz w:val="18"/>
-                <w:szCs w:val="18"/>
-              </w:rPr>
-              <w:t xml:space="preserve">writeAuditLog() called from every state-changing route across Leads, Appointments, Users, Tasks, SAR — an enforced convention (“the A4 gate”).</w:t>
-            </w:r>
-          </w:p>
-        </w:tc>
-      </w:tr>
-      <w:tr>
-        <w:tc>
-          <w:tcPr>
-            <w:tcW w:type="dxa" w:w="3200"/>
-          </w:tcPr>
-          <w:p>
-            <w:r>
-              <w:rPr>
-                <w:b w:val="false"/>
-                <w:bCs w:val="false"/>
-                <w:sz w:val="18"/>
-                <w:szCs w:val="18"/>
-              </w:rPr>
-              <w:t xml:space="preserve">Special PI never written to application logs</w:t>
-            </w:r>
-          </w:p>
-        </w:tc>
-        <w:tc>
-          <w:tcPr>
-            <w:tcW w:type="dxa" w:w="1600"/>
-          </w:tcPr>
-          <w:p>
-            <w:r>
-              <w:rPr>
-                <w:b/>
-                <w:bCs/>
-                <w:color w:val="6B7280"/>
-                <w:sz w:val="18"/>
-                <w:szCs w:val="18"/>
-              </w:rPr>
-              <w:t xml:space="preserve">Open</w:t>
-            </w:r>
-          </w:p>
-        </w:tc>
-        <w:tc>
-          <w:tcPr>
-            <w:tcW w:type="dxa" w:w="5500"/>
-          </w:tcPr>
-          <w:p>
-            <w:r>
-              <w:rPr>
-                <w:b w:val="false"/>
-                <w:bCs w:val="false"/>
-                <w:sz w:val="18"/>
-                <w:szCs w:val="18"/>
-              </w:rPr>
-              <w:t xml:space="preserve">Not specifically audited against Vercel’s own function logs — carried forward unchanged from Project_Context_Vercel.md.</w:t>
-            </w:r>
-          </w:p>
-        </w:tc>
-      </w:tr>
-      <w:tr>
-        <w:tc>
-          <w:tcPr>
-            <w:tcW w:type="dxa" w:w="3200"/>
-          </w:tcPr>
-          <w:p>
-            <w:r>
-              <w:rPr>
-                <w:b w:val="false"/>
-                <w:bCs w:val="false"/>
-                <w:sz w:val="18"/>
-                <w:szCs w:val="18"/>
-              </w:rPr>
-              <w:t xml:space="preserve">Right to erasure (POPIA s14(5)/s24(1)(b))</w:t>
-            </w:r>
-          </w:p>
-        </w:tc>
-        <w:tc>
-          <w:tcPr>
-            <w:tcW w:type="dxa" w:w="1600"/>
-          </w:tcPr>
-          <w:p>
-            <w:r>
-              <w:rPr>
-                <w:b/>
-                <w:bCs/>
-                <w:color w:val="6B7280"/>
-                <w:sz w:val="18"/>
-                <w:szCs w:val="18"/>
-              </w:rPr>
-              <w:t xml:space="preserve">Open</w:t>
-            </w:r>
-          </w:p>
-        </w:tc>
-        <w:tc>
-          <w:tcPr>
-            <w:tcW w:type="dxa" w:w="5500"/>
-          </w:tcPr>
-          <w:p>
-            <w:r>
-              <w:rPr>
-                <w:b w:val="false"/>
-                <w:bCs w:val="false"/>
-                <w:sz w:val="18"/>
-                <w:szCs w:val="18"/>
-              </w:rPr>
-              <w:t xml:space="preserve">F2 — deleteLead() is soft-delete only. Highest-priority open item in this sweep.</w:t>
+              <w:t xml:space="preserve">F2 — CLOSED 20 Aug. True-erasure and restrict-and-retain paths built (migration 035), SAR-triggered.</w:t>
             </w:r>
           </w:p>
         </w:tc>
@@ -2415,7 +2415,7 @@
                 <w:sz w:val="18"/>
                 <w:szCs w:val="18"/>
               </w:rPr>
-              <w:t xml:space="preserve">Medium</w:t>
+              <w:t xml:space="preserve">Medium → CLOSED</w:t>
             </w:r>
           </w:p>
         </w:tc>
@@ -2447,7 +2447,7 @@
                 <w:sz w:val="18"/>
                 <w:szCs w:val="18"/>
               </w:rPr>
-              <w:t xml:space="preserve">Extend field-level encryption to the health/insurance fields at minimum (medicalAid, medicalAidProvider, existingCover, currentInsurer, policies) — closest to POPIA s26 special personal information. Mark’s decision to make explicitly. Full detail: Project_Context_Vercel.md §12a, Gap 2.</w:t>
+              <w:t xml:space="preserve">CLOSED 20 Aug 2026 — extended to medicalAid, medicalAidProvider, existingCover, currentInsurer, policies (migration 036, same envelope scheme as idNumber). dateOfBirth/contact fields deliberately left plaintext (search/matching value, lower risk in isolation) — Mark’s explicit decision. Old plaintext columns kept (deprecated), scripts/backfill-encrypt-lead-fields.js migrates existing data. A pre-existing bug (Lead.currentInsurer never actually saved — missing from the Zod schema since the field was built) was found and fixed alongside this, since encrypting an unsaveable field made no sense. Full detail: Project_Context_Vercel.md §12a, Gap 2; Status_Vercel.md session log, 20 Aug.</w:t>
             </w:r>
           </w:p>
         </w:tc>
@@ -2482,7 +2482,7 @@
                 <w:sz w:val="18"/>
                 <w:szCs w:val="18"/>
               </w:rPr>
-              <w:t xml:space="preserve">High</w:t>
+              <w:t xml:space="preserve">High → CLOSED</w:t>
             </w:r>
           </w:p>
         </w:tc>
@@ -2514,7 +2514,7 @@
                 <w:sz w:val="18"/>
                 <w:szCs w:val="18"/>
               </w:rPr>
-              <w:t xml:space="preserve">Build a true-erasure path and a restrict-and-retain path (FAIS’s 5-year record-keeping obligation is a lawful retention basis under s14(6)). Full detail and backlog: Project_Context_Vercel.md §12a, Gap 1; Status_Vercel.md Outstanding item 0a.</w:t>
+              <w:t xml:space="preserve">CLOSED 20 Aug 2026 — both a true-erasure path (eraseLeadPII, anonymises in place) and a restrict-and-retain path (restrictLead, FAIS’s 5-year obligation under s14(6)) built, migration 035, triggered via a new SAR requestType (Access | Deletion). The scheduled purge once a restriction’s retention window lapses remains open — a separate, lower-priority follow-up, not blocking this closure. Full detail: Project_Context_Vercel.md §12a, Gap 1.</w:t>
             </w:r>
           </w:p>
         </w:tc>
@@ -2549,7 +2549,7 @@
                 <w:sz w:val="18"/>
                 <w:szCs w:val="18"/>
               </w:rPr>
-              <w:t xml:space="preserve">Medium</w:t>
+              <w:t xml:space="preserve">Medium → CLOSED</w:t>
             </w:r>
           </w:p>
         </w:tc>
@@ -2581,7 +2581,7 @@
                 <w:sz w:val="18"/>
                 <w:szCs w:val="18"/>
               </w:rPr>
-              <w:t xml:space="preserve">Add a headers block to vercel.json. Suggested starting point: Content-Security-Policy (default-src ’self’, tightened per actual script/style/font/connect sources in use), Strict-Transport-Security (max-age=31536000; includeSubDomains), X-Content-Type-Options: nosniff, Referrer-Policy: strict-origin-when-cross-origin, Permissions-Policy disabling unused browser features (camera, microphone, geolocation).</w:t>
+              <w:t xml:space="preserve">CLOSED 20 Aug 2026 — full header set added to vercel.json. Verified against the actual build output and every external-navigation path (Paystack/Stripe redirect, Entra SSO popup) before writing the CSP, not assumed from a template. Full reasoning: Project_Context_Vercel.md §12.</w:t>
             </w:r>
           </w:p>
         </w:tc>
@@ -2861,7 +2861,7 @@
         <w:spacing w:after="160" w:before="280"/>
       </w:pPr>
       <w:r>
-        <w:t xml:space="preserve">6.4 Prioritised Remediation Plan (supersedes Section 4)</w:t>
+        <w:t xml:space="preserve">6.4 Prioritised Remediation Plan (supersedes Section 4) — UPDATED 20 Aug 2026</w:t>
       </w:r>
     </w:p>
     <w:p>
@@ -2870,7 +2870,7 @@
         <w:spacing w:after="160" w:before="280"/>
       </w:pPr>
       <w:r>
-        <w:t xml:space="preserve">Before client PI flows through a production deployment (go-live gate)</w:t>
+        <w:t xml:space="preserve">Closed 20 Aug 2026</w:t>
       </w:r>
     </w:p>
     <w:p>
@@ -2883,7 +2883,7 @@
         <w:spacing w:after="80"/>
       </w:pPr>
       <w:r>
-        <w:t xml:space="preserve">F2 — Lead erasure/anonymisation capability (highest priority; a live POPIA obligation, not a hygiene item)</w:t>
+        <w:t xml:space="preserve">F1 — field-level encryption extended (migration 036)</w:t>
       </w:r>
     </w:p>
     <w:p>
@@ -2896,7 +2896,7 @@
         <w:spacing w:after="80"/>
       </w:pPr>
       <w:r>
-        <w:t xml:space="preserve">F7 — enable KMS encryption and configure AWS</w:t>
+        <w:t xml:space="preserve">F2 — Lead erasure/anonymisation capability built (migration 035)</w:t>
       </w:r>
     </w:p>
     <w:p>
@@ -2909,7 +2909,7 @@
         <w:spacing w:after="80"/>
       </w:pPr>
       <w:r>
-        <w:t xml:space="preserve">F3 — vercel.json security headers (low effort, do early)</w:t>
+        <w:t xml:space="preserve">F3 — vercel.json security headers configured</w:t>
       </w:r>
     </w:p>
     <w:p>
@@ -2922,7 +2922,7 @@
         <w:spacing w:after="80"/>
       </w:pPr>
       <w:r>
-        <w:t xml:space="preserve">F5 — configure the Vercel Pro WAF rate-limiting Custom Rule</w:t>
+        <w:t xml:space="preserve">F6 — SAR documentation corrected</w:t>
       </w:r>
     </w:p>
     <w:p>
@@ -2935,7 +2935,7 @@
         <w:spacing w:after="80"/>
       </w:pPr>
       <w:r>
-        <w:t xml:space="preserve">Operator agreements, cross-border transfer assessment, breach process, Information Officer registration (Project_Context_Vercel.md §12/§12a)</w:t>
+        <w:t xml:space="preserve">F4 — CORS design verified sound, no action needed</w:t>
       </w:r>
     </w:p>
     <w:p>
@@ -2944,7 +2944,7 @@
         <w:spacing w:after="160" w:before="280"/>
       </w:pPr>
       <w:r>
-        <w:t xml:space="preserve">Mark’s decision, not urgent</w:t>
+        <w:t xml:space="preserve">Before client PI flows through a production deployment (go-live gate) — still open</w:t>
       </w:r>
     </w:p>
     <w:p>
@@ -2957,16 +2957,7 @@
         <w:spacing w:after="80"/>
       </w:pPr>
       <w:r>
-        <w:t xml:space="preserve">F1 — field-level encryption scope beyond idNumber</w:t>
-      </w:r>
-    </w:p>
-    <w:p>
-      <w:pPr>
-        <w:pStyle w:val="Heading2"/>
-        <w:spacing w:after="160" w:before="280"/>
-      </w:pPr>
-      <w:r>
-        <w:t xml:space="preserve">Documentation / no code required</w:t>
+        <w:t xml:space="preserve">F7 — enable KMS encryption and configure AWS</w:t>
       </w:r>
     </w:p>
     <w:p>
@@ -2979,7 +2970,7 @@
         <w:spacing w:after="80"/>
       </w:pPr>
       <w:r>
-        <w:t xml:space="preserve">F6 — already corrected this session</w:t>
+        <w:t xml:space="preserve">F5 — configure the Vercel Pro WAF rate-limiting Custom Rule</w:t>
       </w:r>
     </w:p>
     <w:p>
@@ -2992,7 +2983,20 @@
         <w:spacing w:after="80"/>
       </w:pPr>
       <w:r>
-        <w:t xml:space="preserve">F4 — already verified sound this session, no action</w:t>
+        <w:t xml:space="preserve">Operator agreements, cross-border transfer assessment, breach process, Information Officer registration (Project_Context_Vercel.md §12/§12a)</w:t>
+      </w:r>
+    </w:p>
+    <w:p>
+      <w:pPr>
+        <w:pStyle w:val="ListParagraph"/>
+        <w:numPr>
+          <w:ilvl w:val="0"/>
+          <w:numId w:val="1"/>
+        </w:numPr>
+        <w:spacing w:after="80"/>
+      </w:pPr>
+      <w:r>
+        <w:t xml:space="preserve">Scheduled purge job for a restricted Lead once its FAIS retention window lapses (F2’s own follow-up, not blocking F2’s closure)</w:t>
       </w:r>
     </w:p>
     <w:p>
